--- a/servicios/templates/word_templates/template_servicios.docx
+++ b/servicios/templates/word_templates/template_servicios.docx
@@ -518,201 +518,6 @@
             <w:t>TIPO DE SERVICIO</w:t>
           </w:r>
         </w:p>
-        <w:tbl>
-          <w:tblPr>
-            <w:tblStyle w:val="TableGrid"/>
-            <w:tblW w:w="0" w:type="auto"/>
-            <w:jc w:val="center"/>
-            <w:tblLook w:val="04A0" w:firstRow="1" w:lastRow="0" w:firstColumn="1" w:lastColumn="0" w:noHBand="0" w:noVBand="1"/>
-          </w:tblPr>
-          <w:tblGrid>
-            <w:gridCol w:w="1696"/>
-            <w:gridCol w:w="1843"/>
-            <w:gridCol w:w="1918"/>
-          </w:tblGrid>
-          <w:tr>
-            <w:trPr>
-              <w:trHeight w:val="563"/>
-              <w:jc w:val="center"/>
-            </w:trPr>
-            <w:tc>
-              <w:tcPr>
-                <w:tcW w:w="1696" w:type="dxa"/>
-                <w:tcBorders>
-                  <w:top w:val="single" w:sz="4" w:space="0" w:color="auto"/>
-                  <w:left w:val="single" w:sz="4" w:space="0" w:color="auto"/>
-                  <w:bottom w:val="single" w:sz="4" w:space="0" w:color="auto"/>
-                  <w:right w:val="single" w:sz="4" w:space="0" w:color="auto"/>
-                </w:tcBorders>
-                <w:hideMark/>
-              </w:tcPr>
-              <w:p>
-                <w:pPr>
-                  <w:pStyle w:val="Header"/>
-                  <w:jc w:val="center"/>
-                  <w:rPr>
-                    <w:rFonts w:ascii="Calibri Light" w:hAnsi="Calibri Light" w:cs="Calibri Light"/>
-                    <w:sz w:val="20"/>
-                  </w:rPr>
-                </w:pPr>
-                <w:r>
-                  <w:rPr>
-                    <w:rFonts w:ascii="Calibri Light" w:hAnsi="Calibri Light" w:cs="Calibri Light"/>
-                    <w:sz w:val="20"/>
-                  </w:rPr>
-                  <w:t>SPOT</w:t>
-                </w:r>
-              </w:p>
-              <w:p>
-                <w:pPr>
-                  <w:pStyle w:val="Header"/>
-                  <w:jc w:val="center"/>
-                  <w:rPr>
-                    <w:rFonts w:ascii="Calibri Light" w:hAnsi="Calibri Light" w:cs="Calibri Light"/>
-                    <w:sz w:val="20"/>
-                  </w:rPr>
-                </w:pPr>
-              </w:p>
-              <w:p>
-                <w:pPr>
-                  <w:pStyle w:val="Header"/>
-                  <w:jc w:val="center"/>
-                  <w:rPr>
-                    <w:rFonts w:ascii="Calibri Light" w:hAnsi="Calibri Light" w:cs="Calibri Light"/>
-                    <w:sz w:val="20"/>
-                  </w:rPr>
-                </w:pPr>
-                <w:r>
-                  <w:rPr>
-                    <w:rFonts w:ascii="Calibri Light" w:hAnsi="Calibri Light" w:cs="Calibri Light"/>
-                    <w:noProof/>
-                    <w:sz w:val="20"/>
-                  </w:rPr>
-                  <w:t>&lt;&lt;</w:t>
-                </w:r>
-                <w:r>
-                  <w:rPr>
-                    <w:rFonts w:ascii="Calibri Light" w:hAnsi="Calibri Light" w:cs="Calibri Light"/>
-                    <w:noProof/>
-                    <w:sz w:val="20"/>
-                  </w:rPr>
-                  <w:t>CHK</w:t>
-                </w:r>
-                <w:r>
-                  <w:rPr>
-                    <w:rFonts w:ascii="Calibri Light" w:hAnsi="Calibri Light" w:cs="Calibri Light"/>
-                    <w:noProof/>
-                    <w:sz w:val="20"/>
-                  </w:rPr>
-                  <w:t>_SPOT&gt;&gt;</w:t>
-                </w:r>
-              </w:p>
-            </w:tc>
-            <w:tc>
-              <w:tcPr>
-                <w:tcW w:w="1843" w:type="dxa"/>
-                <w:tcBorders>
-                  <w:top w:val="single" w:sz="4" w:space="0" w:color="auto"/>
-                  <w:left w:val="single" w:sz="4" w:space="0" w:color="auto"/>
-                  <w:bottom w:val="single" w:sz="4" w:space="0" w:color="auto"/>
-                  <w:right w:val="single" w:sz="4" w:space="0" w:color="auto"/>
-                </w:tcBorders>
-                <w:hideMark/>
-              </w:tcPr>
-              <w:p>
-                <w:pPr>
-                  <w:pStyle w:val="Header"/>
-                  <w:jc w:val="center"/>
-                  <w:rPr>
-                    <w:rFonts w:ascii="Calibri Light" w:hAnsi="Calibri Light" w:cs="Calibri Light"/>
-                    <w:sz w:val="20"/>
-                  </w:rPr>
-                </w:pPr>
-                <w:r>
-                  <w:rPr>
-                    <w:rFonts w:ascii="Calibri Light" w:hAnsi="Calibri Light" w:cs="Calibri Light"/>
-                    <w:sz w:val="20"/>
-                  </w:rPr>
-                  <w:t>NUEVOS CONTRATO MARCO</w:t>
-                </w:r>
-              </w:p>
-              <w:p>
-                <w:pPr>
-                  <w:pStyle w:val="Header"/>
-                  <w:jc w:val="center"/>
-                  <w:rPr>
-                    <w:rFonts w:ascii="Calibri Light" w:hAnsi="Calibri Light" w:cs="Calibri Light"/>
-                    <w:sz w:val="20"/>
-                  </w:rPr>
-                </w:pPr>
-                <w:r>
-                  <w:rPr>
-                    <w:rFonts w:ascii="Calibri Light" w:hAnsi="Calibri Light" w:cs="Calibri Light"/>
-                    <w:noProof/>
-                    <w:sz w:val="20"/>
-                  </w:rPr>
-                  <w:t>&lt;&lt;CHK_NCM&gt;&gt;</w:t>
-                </w:r>
-              </w:p>
-            </w:tc>
-            <w:tc>
-              <w:tcPr>
-                <w:tcW w:w="1918" w:type="dxa"/>
-                <w:tcBorders>
-                  <w:top w:val="single" w:sz="4" w:space="0" w:color="auto"/>
-                  <w:left w:val="single" w:sz="4" w:space="0" w:color="auto"/>
-                  <w:bottom w:val="single" w:sz="4" w:space="0" w:color="auto"/>
-                  <w:right w:val="single" w:sz="4" w:space="0" w:color="auto"/>
-                </w:tcBorders>
-                <w:hideMark/>
-              </w:tcPr>
-              <w:p>
-                <w:pPr>
-                  <w:pStyle w:val="Header"/>
-                  <w:jc w:val="center"/>
-                  <w:rPr>
-                    <w:rFonts w:ascii="Calibri Light" w:hAnsi="Calibri Light" w:cs="Calibri Light"/>
-                    <w:sz w:val="20"/>
-                  </w:rPr>
-                </w:pPr>
-                <w:r>
-                  <w:rPr>
-                    <w:rFonts w:ascii="Calibri Light" w:hAnsi="Calibri Light" w:cs="Calibri Light"/>
-                    <w:sz w:val="20"/>
-                  </w:rPr>
-                  <w:t>CONTRATO DE OBRA</w:t>
-                </w:r>
-              </w:p>
-              <w:p>
-                <w:pPr>
-                  <w:pStyle w:val="Header"/>
-                  <w:jc w:val="center"/>
-                  <w:rPr>
-                    <w:rFonts w:ascii="Calibri Light" w:hAnsi="Calibri Light" w:cs="Calibri Light"/>
-                    <w:sz w:val="20"/>
-                  </w:rPr>
-                </w:pPr>
-              </w:p>
-              <w:p>
-                <w:pPr>
-                  <w:pStyle w:val="Header"/>
-                  <w:jc w:val="center"/>
-                  <w:rPr>
-                    <w:rFonts w:ascii="Calibri Light" w:hAnsi="Calibri Light" w:cs="Calibri Light"/>
-                    <w:sz w:val="20"/>
-                  </w:rPr>
-                </w:pPr>
-                <w:r>
-                  <w:rPr>
-                    <w:rFonts w:ascii="Calibri Light" w:hAnsi="Calibri Light" w:cs="Calibri Light"/>
-                    <w:sz w:val="20"/>
-                  </w:rPr>
-                  <w:t>&lt;&lt;CHK_CO&gt;&gt;</w:t>
-                </w:r>
-              </w:p>
-            </w:tc>
-          </w:tr>
-        </w:tbl>
         <w:p>
           <w:pPr>
             <w:pStyle w:val="Header"/>
@@ -722,6 +527,13 @@
               <w:sz w:val="20"/>
             </w:rPr>
           </w:pPr>
+          <w:r>
+            <w:rPr>
+              <w:rFonts w:ascii="Calibri Light" w:hAnsi="Calibri Light" w:cs="Calibri Light"/>
+              <w:sz w:val="20"/>
+            </w:rPr>
+            <w:t>&lt;&lt;TIPO_CONTRATO&gt;&gt;</w:t>
+          </w:r>
         </w:p>
       </w:tc>
       <w:tc>
